--- a/2o semestre/PSI0123 - Circuitos 2.docx
+++ b/2o semestre/PSI0123 - Circuitos 2.docx
@@ -455,26 +455,17 @@
                 <w:rFonts w:ascii="Arial" w:eastAsia="Arial" w:hAnsi="Arial" w:cs="Arial"/>
                 <w:b/>
               </w:rPr>
-              <w:t xml:space="preserve">2   </w:t>
-            </w:r>
-            <w:proofErr w:type="gramStart"/>
+              <w:t xml:space="preserve">2   /  </w:t>
+            </w:r>
             <w:r>
               <w:rPr>
                 <w:rFonts w:ascii="Arial" w:eastAsia="Arial" w:hAnsi="Arial" w:cs="Arial"/>
                 <w:b/>
-              </w:rPr>
-              <w:t xml:space="preserve">/  </w:t>
-            </w:r>
-            <w:r>
-              <w:rPr>
-                <w:rFonts w:ascii="Arial" w:eastAsia="Arial" w:hAnsi="Arial" w:cs="Arial"/>
-                <w:b/>
                 <w:i/>
                 <w:iCs/>
               </w:rPr>
               <w:t>Electric</w:t>
             </w:r>
-            <w:proofErr w:type="gramEnd"/>
             <w:r>
               <w:rPr>
                 <w:rFonts w:ascii="Arial" w:eastAsia="Arial" w:hAnsi="Arial" w:cs="Arial"/>
@@ -637,21 +628,12 @@
               <w:t>Lessons</w:t>
             </w:r>
             <w:proofErr w:type="spellEnd"/>
-            <w:proofErr w:type="gramStart"/>
-            <w:r>
-              <w:rPr>
-                <w:rFonts w:ascii="Arial" w:eastAsia="Arial" w:hAnsi="Arial" w:cs="Arial"/>
-                <w:color w:val="000000"/>
-              </w:rPr>
-              <w:t xml:space="preserve">   (</w:t>
-            </w:r>
-            <w:proofErr w:type="gramEnd"/>
-            <w:r>
-              <w:rPr>
-                <w:rFonts w:ascii="Arial" w:eastAsia="Arial" w:hAnsi="Arial" w:cs="Arial"/>
-                <w:color w:val="000000"/>
-              </w:rPr>
-              <w:t>1 crédito = 15 h)</w:t>
+            <w:r>
+              <w:rPr>
+                <w:rFonts w:ascii="Arial" w:eastAsia="Arial" w:hAnsi="Arial" w:cs="Arial"/>
+                <w:color w:val="000000"/>
+              </w:rPr>
+              <w:t xml:space="preserve">   (1 crédito = 15 h)</w:t>
             </w:r>
           </w:p>
         </w:tc>
@@ -779,31 +761,14 @@
                 <w:i/>
                 <w:color w:val="000000"/>
               </w:rPr>
-              <w:t xml:space="preserve"> </w:t>
-            </w:r>
-            <w:proofErr w:type="gramStart"/>
-            <w:r>
-              <w:rPr>
-                <w:rFonts w:ascii="Arial" w:eastAsia="Arial" w:hAnsi="Arial" w:cs="Arial"/>
-                <w:i/>
-                <w:color w:val="000000"/>
-              </w:rPr>
-              <w:t xml:space="preserve">  </w:t>
-            </w:r>
-            <w:r>
-              <w:rPr>
-                <w:rFonts w:ascii="Arial" w:eastAsia="Arial" w:hAnsi="Arial" w:cs="Arial"/>
-                <w:color w:val="000000"/>
-              </w:rPr>
-              <w:t xml:space="preserve"> (</w:t>
-            </w:r>
-            <w:proofErr w:type="gramEnd"/>
-            <w:r>
-              <w:rPr>
-                <w:rFonts w:ascii="Arial" w:eastAsia="Arial" w:hAnsi="Arial" w:cs="Arial"/>
-                <w:color w:val="000000"/>
-              </w:rPr>
-              <w:t>1 crédito = 30 h)</w:t>
+              <w:t xml:space="preserve">   </w:t>
+            </w:r>
+            <w:r>
+              <w:rPr>
+                <w:rFonts w:ascii="Arial" w:eastAsia="Arial" w:hAnsi="Arial" w:cs="Arial"/>
+                <w:color w:val="000000"/>
+              </w:rPr>
+              <w:t xml:space="preserve"> (1 crédito = 30 h)</w:t>
             </w:r>
           </w:p>
         </w:tc>
@@ -1700,7 +1665,7 @@
           </w:p>
           <w:p>
             <w:pPr>
-              <w:pStyle w:val="ListParagraph"/>
+              <w:pStyle w:val="PargrafodaLista"/>
               <w:numPr>
                 <w:ilvl w:val="0"/>
                 <w:numId w:val="3"/>
@@ -1738,7 +1703,7 @@
           </w:p>
           <w:p>
             <w:pPr>
-              <w:pStyle w:val="ListParagraph"/>
+              <w:pStyle w:val="PargrafodaLista"/>
               <w:numPr>
                 <w:ilvl w:val="0"/>
                 <w:numId w:val="3"/>
@@ -1776,7 +1741,7 @@
           </w:p>
           <w:p>
             <w:pPr>
-              <w:pStyle w:val="ListParagraph"/>
+              <w:pStyle w:val="PargrafodaLista"/>
               <w:numPr>
                 <w:ilvl w:val="0"/>
                 <w:numId w:val="3"/>
@@ -1830,7 +1795,7 @@
           </w:p>
           <w:p>
             <w:pPr>
-              <w:pStyle w:val="ListParagraph"/>
+              <w:pStyle w:val="PargrafodaLista"/>
               <w:numPr>
                 <w:ilvl w:val="0"/>
                 <w:numId w:val="3"/>
@@ -1862,7 +1827,7 @@
           </w:p>
           <w:p>
             <w:pPr>
-              <w:pStyle w:val="ListParagraph"/>
+              <w:pStyle w:val="PargrafodaLista"/>
               <w:numPr>
                 <w:ilvl w:val="0"/>
                 <w:numId w:val="3"/>
@@ -1883,40 +1848,26 @@
               <w:rPr>
                 <w:rFonts w:ascii="Arial" w:eastAsia="Arial" w:hAnsi="Arial" w:cs="Arial"/>
               </w:rPr>
-              <w:t xml:space="preserve">Aplicar e validar experimentalmente as Leis de </w:t>
+              <w:t xml:space="preserve">Aplicar e validar experimentalmente as Leis de Kirchhoff no domínio </w:t>
             </w:r>
             <w:proofErr w:type="spellStart"/>
             <w:r>
               <w:rPr>
                 <w:rFonts w:ascii="Arial" w:eastAsia="Arial" w:hAnsi="Arial" w:cs="Arial"/>
               </w:rPr>
-              <w:t>Kirchhoff</w:t>
+              <w:t>fasorial</w:t>
             </w:r>
             <w:proofErr w:type="spellEnd"/>
             <w:r>
               <w:rPr>
                 <w:rFonts w:ascii="Arial" w:eastAsia="Arial" w:hAnsi="Arial" w:cs="Arial"/>
               </w:rPr>
-              <w:t xml:space="preserve"> no domínio </w:t>
-            </w:r>
-            <w:proofErr w:type="spellStart"/>
-            <w:r>
-              <w:rPr>
-                <w:rFonts w:ascii="Arial" w:eastAsia="Arial" w:hAnsi="Arial" w:cs="Arial"/>
-              </w:rPr>
-              <w:t>fasorial</w:t>
-            </w:r>
-            <w:proofErr w:type="spellEnd"/>
-            <w:r>
-              <w:rPr>
-                <w:rFonts w:ascii="Arial" w:eastAsia="Arial" w:hAnsi="Arial" w:cs="Arial"/>
-              </w:rPr>
               <w:t>.</w:t>
             </w:r>
           </w:p>
           <w:p>
             <w:pPr>
-              <w:pStyle w:val="ListParagraph"/>
+              <w:pStyle w:val="PargrafodaLista"/>
               <w:numPr>
                 <w:ilvl w:val="0"/>
                 <w:numId w:val="3"/>
@@ -1948,7 +1899,7 @@
           </w:p>
           <w:p>
             <w:pPr>
-              <w:pStyle w:val="ListParagraph"/>
+              <w:pStyle w:val="PargrafodaLista"/>
               <w:numPr>
                 <w:ilvl w:val="0"/>
                 <w:numId w:val="3"/>
@@ -1988,7 +1939,7 @@
           </w:p>
           <w:p>
             <w:pPr>
-              <w:pStyle w:val="ListParagraph"/>
+              <w:pStyle w:val="PargrafodaLista"/>
               <w:numPr>
                 <w:ilvl w:val="0"/>
                 <w:numId w:val="3"/>
@@ -2026,7 +1977,7 @@
           </w:p>
           <w:p>
             <w:pPr>
-              <w:pStyle w:val="ListParagraph"/>
+              <w:pStyle w:val="PargrafodaLista"/>
               <w:numPr>
                 <w:ilvl w:val="0"/>
                 <w:numId w:val="3"/>
@@ -2052,7 +2003,7 @@
           </w:p>
           <w:p>
             <w:pPr>
-              <w:pStyle w:val="ListParagraph"/>
+              <w:pStyle w:val="PargrafodaLista"/>
               <w:numPr>
                 <w:ilvl w:val="0"/>
                 <w:numId w:val="3"/>
@@ -2090,7 +2041,7 @@
           </w:p>
           <w:p>
             <w:pPr>
-              <w:pStyle w:val="ListParagraph"/>
+              <w:pStyle w:val="PargrafodaLista"/>
               <w:numPr>
                 <w:ilvl w:val="0"/>
                 <w:numId w:val="3"/>
@@ -2116,7 +2067,7 @@
           </w:p>
           <w:p>
             <w:pPr>
-              <w:pStyle w:val="ListParagraph"/>
+              <w:pStyle w:val="PargrafodaLista"/>
               <w:numPr>
                 <w:ilvl w:val="0"/>
                 <w:numId w:val="3"/>
@@ -2143,7 +2094,7 @@
           </w:p>
           <w:p>
             <w:pPr>
-              <w:pStyle w:val="ListParagraph"/>
+              <w:pStyle w:val="PargrafodaLista"/>
               <w:numPr>
                 <w:ilvl w:val="0"/>
                 <w:numId w:val="3"/>
@@ -3386,27 +3337,25 @@
                 <w:color w:val="000000"/>
                 <w:lang w:val="en-US"/>
               </w:rPr>
-              <w:t xml:space="preserve">Electronic and Computational </w:t>
-            </w:r>
-            <w:proofErr w:type="spellStart"/>
-            <w:r>
-              <w:rPr>
-                <w:rFonts w:ascii="Arial" w:eastAsia="Arial" w:hAnsi="Arial" w:cs="Arial"/>
-                <w:i/>
-                <w:color w:val="000000"/>
-                <w:lang w:val="en-US"/>
-              </w:rPr>
-              <w:t>Sistems</w:t>
-            </w:r>
-            <w:proofErr w:type="spellEnd"/>
-            <w:r>
-              <w:rPr>
-                <w:rFonts w:ascii="Arial" w:eastAsia="Arial" w:hAnsi="Arial" w:cs="Arial"/>
-                <w:i/>
-                <w:color w:val="000000"/>
-                <w:lang w:val="en-US"/>
-              </w:rPr>
-              <w:t xml:space="preserve"> Engineering</w:t>
+              <w:t>Electronic and Computational S</w:t>
+            </w:r>
+            <w:r>
+              <w:rPr>
+                <w:rFonts w:ascii="Arial" w:eastAsia="Arial" w:hAnsi="Arial" w:cs="Arial"/>
+                <w:i/>
+                <w:color w:val="000000"/>
+                <w:lang w:val="en-US"/>
+              </w:rPr>
+              <w:t>y</w:t>
+            </w:r>
+            <w:r>
+              <w:rPr>
+                <w:rFonts w:ascii="Arial" w:eastAsia="Arial" w:hAnsi="Arial" w:cs="Arial"/>
+                <w:i/>
+                <w:color w:val="000000"/>
+                <w:lang w:val="en-US"/>
+              </w:rPr>
+              <w:t>stems Engineering</w:t>
             </w:r>
           </w:p>
         </w:tc>
@@ -3573,21 +3522,7 @@
               <w:rPr>
                 <w:rFonts w:ascii="Arial" w:eastAsia="Arial" w:hAnsi="Arial" w:cs="Arial"/>
               </w:rPr>
-              <w:t xml:space="preserve">, impedância e admitância, bem como a aplicação das Leis de </w:t>
-            </w:r>
-            <w:proofErr w:type="spellStart"/>
-            <w:r>
-              <w:rPr>
-                <w:rFonts w:ascii="Arial" w:eastAsia="Arial" w:hAnsi="Arial" w:cs="Arial"/>
-              </w:rPr>
-              <w:t>Kirchhoff</w:t>
-            </w:r>
-            <w:proofErr w:type="spellEnd"/>
-            <w:r>
-              <w:rPr>
-                <w:rFonts w:ascii="Arial" w:eastAsia="Arial" w:hAnsi="Arial" w:cs="Arial"/>
-              </w:rPr>
-              <w:t xml:space="preserve"> no domínio </w:t>
+              <w:t xml:space="preserve">, impedância e admitância, bem como a aplicação das Leis de Kirchhoff no domínio </w:t>
             </w:r>
             <w:proofErr w:type="spellStart"/>
             <w:r>
@@ -4241,21 +4176,7 @@
               <w:rPr>
                 <w:rFonts w:ascii="Arial" w:eastAsia="Arial" w:hAnsi="Arial" w:cs="Arial"/>
               </w:rPr>
-              <w:t xml:space="preserve">, Leis de </w:t>
-            </w:r>
-            <w:proofErr w:type="spellStart"/>
-            <w:r>
-              <w:rPr>
-                <w:rFonts w:ascii="Arial" w:eastAsia="Arial" w:hAnsi="Arial" w:cs="Arial"/>
-              </w:rPr>
-              <w:t>Kirchhoff</w:t>
-            </w:r>
-            <w:proofErr w:type="spellEnd"/>
-            <w:r>
-              <w:rPr>
-                <w:rFonts w:ascii="Arial" w:eastAsia="Arial" w:hAnsi="Arial" w:cs="Arial"/>
-              </w:rPr>
-              <w:t xml:space="preserve"> e técnicas de simplificação. Engloba o estudo de potência e energia em corrente alternada, fator de potência e </w:t>
+              <w:t xml:space="preserve">, Leis de Kirchhoff e técnicas de simplificação. Engloba o estudo de potência e energia em corrente alternada, fator de potência e </w:t>
             </w:r>
             <w:r>
               <w:rPr>
@@ -5220,6 +5141,7 @@
             <w:r>
               <w:rPr>
                 <w:rStyle w:val="fontstyle01"/>
+                <w:lang w:val="en-GB"/>
               </w:rPr>
               <w:t xml:space="preserve">II, 2a. </w:t>
             </w:r>
@@ -6769,7 +6691,7 @@
     <w:name w:val="Normal"/>
     <w:qFormat/>
   </w:style>
-  <w:style w:type="paragraph" w:styleId="Heading1">
+  <w:style w:type="paragraph" w:styleId="Ttulo1">
     <w:name w:val="heading 1"/>
     <w:basedOn w:val="Normal"/>
     <w:next w:val="Normal"/>
@@ -6794,7 +6716,7 @@
       <w:szCs w:val="32"/>
     </w:rPr>
   </w:style>
-  <w:style w:type="paragraph" w:styleId="Heading2">
+  <w:style w:type="paragraph" w:styleId="Ttulo2">
     <w:name w:val="heading 2"/>
     <w:basedOn w:val="Normal"/>
     <w:next w:val="Normal"/>
@@ -6824,7 +6746,7 @@
       <w:szCs w:val="28"/>
     </w:rPr>
   </w:style>
-  <w:style w:type="paragraph" w:styleId="Heading3">
+  <w:style w:type="paragraph" w:styleId="Ttulo3">
     <w:name w:val="heading 3"/>
     <w:basedOn w:val="Normal"/>
     <w:next w:val="Normal"/>
@@ -6853,7 +6775,7 @@
       <w:szCs w:val="26"/>
     </w:rPr>
   </w:style>
-  <w:style w:type="paragraph" w:styleId="Heading4">
+  <w:style w:type="paragraph" w:styleId="Ttulo4">
     <w:name w:val="heading 4"/>
     <w:basedOn w:val="Normal"/>
     <w:next w:val="Normal"/>
@@ -6881,7 +6803,7 @@
       <w:szCs w:val="28"/>
     </w:rPr>
   </w:style>
-  <w:style w:type="paragraph" w:styleId="Heading5">
+  <w:style w:type="paragraph" w:styleId="Ttulo5">
     <w:name w:val="heading 5"/>
     <w:basedOn w:val="Normal"/>
     <w:next w:val="Normal"/>
@@ -6913,7 +6835,7 @@
       <w:szCs w:val="26"/>
     </w:rPr>
   </w:style>
-  <w:style w:type="paragraph" w:styleId="Heading6">
+  <w:style w:type="paragraph" w:styleId="Ttulo6">
     <w:name w:val="heading 6"/>
     <w:basedOn w:val="Normal"/>
     <w:next w:val="Normal"/>
@@ -6939,13 +6861,13 @@
       <w:color w:val="000000"/>
     </w:rPr>
   </w:style>
-  <w:style w:type="character" w:default="1" w:styleId="DefaultParagraphFont">
+  <w:style w:type="character" w:default="1" w:styleId="Fontepargpadro">
     <w:name w:val="Default Paragraph Font"/>
     <w:uiPriority w:val="1"/>
     <w:semiHidden/>
     <w:unhideWhenUsed/>
   </w:style>
-  <w:style w:type="table" w:default="1" w:styleId="TableNormal">
+  <w:style w:type="table" w:default="1" w:styleId="Tabelanormal">
     <w:name w:val="Normal Table"/>
     <w:uiPriority w:val="99"/>
     <w:semiHidden/>
@@ -6960,13 +6882,13 @@
       </w:tblCellMar>
     </w:tblPr>
   </w:style>
-  <w:style w:type="numbering" w:default="1" w:styleId="NoList">
+  <w:style w:type="numbering" w:default="1" w:styleId="Semlista">
     <w:name w:val="No List"/>
     <w:uiPriority w:val="99"/>
     <w:semiHidden/>
     <w:unhideWhenUsed/>
   </w:style>
-  <w:style w:type="table" w:customStyle="1" w:styleId="TableNormal0">
+  <w:style w:type="table" w:customStyle="1" w:styleId="TableNormal">
     <w:name w:val="TableNormal"/>
     <w:tblPr>
       <w:tblCellMar>
@@ -6977,7 +6899,7 @@
       </w:tblCellMar>
     </w:tblPr>
   </w:style>
-  <w:style w:type="paragraph" w:styleId="Title">
+  <w:style w:type="paragraph" w:styleId="Ttulo">
     <w:name w:val="Title"/>
     <w:basedOn w:val="Normal"/>
     <w:next w:val="Normal"/>
@@ -6994,7 +6916,7 @@
       <w:szCs w:val="72"/>
     </w:rPr>
   </w:style>
-  <w:style w:type="table" w:customStyle="1" w:styleId="TableNormal1">
+  <w:style w:type="table" w:customStyle="1" w:styleId="TableNormal0">
     <w:name w:val="TableNormal"/>
     <w:tblPr>
       <w:tblCellMar>
@@ -7006,7 +6928,7 @@
     </w:tblPr>
   </w:style>
   <w:style w:type="table" w:customStyle="1" w:styleId="a">
-    <w:basedOn w:val="TableNormal1"/>
+    <w:basedOn w:val="TableNormal0"/>
     <w:tblPr>
       <w:tblStyleRowBandSize w:val="1"/>
       <w:tblStyleColBandSize w:val="1"/>
@@ -7017,7 +6939,7 @@
     </w:tblPr>
   </w:style>
   <w:style w:type="table" w:customStyle="1" w:styleId="a0">
-    <w:basedOn w:val="TableNormal1"/>
+    <w:basedOn w:val="TableNormal0"/>
     <w:tblPr>
       <w:tblStyleRowBandSize w:val="1"/>
       <w:tblStyleColBandSize w:val="1"/>
@@ -7027,10 +6949,10 @@
       </w:tblCellMar>
     </w:tblPr>
   </w:style>
-  <w:style w:type="paragraph" w:styleId="Header">
+  <w:style w:type="paragraph" w:styleId="Cabealho">
     <w:name w:val="header"/>
     <w:basedOn w:val="Normal"/>
-    <w:link w:val="HeaderChar"/>
+    <w:link w:val="CabealhoChar"/>
     <w:uiPriority w:val="99"/>
     <w:unhideWhenUsed/>
     <w:rsid w:val="00E60625"/>
@@ -7041,17 +6963,17 @@
       </w:tabs>
     </w:pPr>
   </w:style>
-  <w:style w:type="character" w:customStyle="1" w:styleId="HeaderChar">
-    <w:name w:val="Header Char"/>
-    <w:basedOn w:val="DefaultParagraphFont"/>
-    <w:link w:val="Header"/>
+  <w:style w:type="character" w:customStyle="1" w:styleId="CabealhoChar">
+    <w:name w:val="Cabeçalho Char"/>
+    <w:basedOn w:val="Fontepargpadro"/>
+    <w:link w:val="Cabealho"/>
     <w:uiPriority w:val="99"/>
     <w:rsid w:val="00E60625"/>
   </w:style>
-  <w:style w:type="paragraph" w:styleId="Footer">
+  <w:style w:type="paragraph" w:styleId="Rodap">
     <w:name w:val="footer"/>
     <w:basedOn w:val="Normal"/>
-    <w:link w:val="FooterChar"/>
+    <w:link w:val="RodapChar"/>
     <w:uiPriority w:val="99"/>
     <w:unhideWhenUsed/>
     <w:rsid w:val="00E60625"/>
@@ -7062,14 +6984,14 @@
       </w:tabs>
     </w:pPr>
   </w:style>
-  <w:style w:type="character" w:customStyle="1" w:styleId="FooterChar">
-    <w:name w:val="Footer Char"/>
-    <w:basedOn w:val="DefaultParagraphFont"/>
-    <w:link w:val="Footer"/>
+  <w:style w:type="character" w:customStyle="1" w:styleId="RodapChar">
+    <w:name w:val="Rodapé Char"/>
+    <w:basedOn w:val="Fontepargpadro"/>
+    <w:link w:val="Rodap"/>
     <w:uiPriority w:val="99"/>
     <w:rsid w:val="00E60625"/>
   </w:style>
-  <w:style w:type="paragraph" w:styleId="Subtitle">
+  <w:style w:type="paragraph" w:styleId="Subttulo">
     <w:name w:val="Subtitle"/>
     <w:basedOn w:val="Normal"/>
     <w:next w:val="Normal"/>
@@ -7089,7 +7011,7 @@
     </w:rPr>
   </w:style>
   <w:style w:type="table" w:customStyle="1" w:styleId="a1">
-    <w:basedOn w:val="TableNormal1"/>
+    <w:basedOn w:val="TableNormal0"/>
     <w:tblPr>
       <w:tblStyleRowBandSize w:val="1"/>
       <w:tblStyleColBandSize w:val="1"/>
@@ -7100,7 +7022,7 @@
     </w:tblPr>
   </w:style>
   <w:style w:type="table" w:customStyle="1" w:styleId="a2">
-    <w:basedOn w:val="TableNormal1"/>
+    <w:basedOn w:val="TableNormal0"/>
     <w:tblPr>
       <w:tblStyleRowBandSize w:val="1"/>
       <w:tblStyleColBandSize w:val="1"/>
@@ -7110,7 +7032,7 @@
       </w:tblCellMar>
     </w:tblPr>
   </w:style>
-  <w:style w:type="paragraph" w:styleId="ListParagraph">
+  <w:style w:type="paragraph" w:styleId="PargrafodaLista">
     <w:name w:val="List Paragraph"/>
     <w:basedOn w:val="Normal"/>
     <w:uiPriority w:val="34"/>
@@ -7123,7 +7045,7 @@
   </w:style>
   <w:style w:type="character" w:customStyle="1" w:styleId="fontstyle01">
     <w:name w:val="fontstyle01"/>
-    <w:basedOn w:val="DefaultParagraphFont"/>
+    <w:basedOn w:val="Fontepargpadro"/>
     <w:rsid w:val="009766E6"/>
     <w:rPr>
       <w:rFonts w:ascii="Times-Roman" w:hAnsi="Times-Roman" w:hint="default"/>
@@ -7136,7 +7058,7 @@
       <w:szCs w:val="20"/>
     </w:rPr>
   </w:style>
-  <w:style w:type="paragraph" w:styleId="Revision">
+  <w:style w:type="paragraph" w:styleId="Reviso">
     <w:name w:val="Revision"/>
     <w:hidden/>
     <w:uiPriority w:val="99"/>
@@ -7146,9 +7068,9 @@
       <w:widowControl/>
     </w:pPr>
   </w:style>
-  <w:style w:type="character" w:styleId="CommentReference">
+  <w:style w:type="character" w:styleId="Refdecomentrio">
     <w:name w:val="annotation reference"/>
-    <w:basedOn w:val="DefaultParagraphFont"/>
+    <w:basedOn w:val="Fontepargpadro"/>
     <w:uiPriority w:val="99"/>
     <w:semiHidden/>
     <w:unhideWhenUsed/>
@@ -7158,26 +7080,26 @@
       <w:szCs w:val="16"/>
     </w:rPr>
   </w:style>
-  <w:style w:type="paragraph" w:styleId="CommentText">
+  <w:style w:type="paragraph" w:styleId="Textodecomentrio">
     <w:name w:val="annotation text"/>
     <w:basedOn w:val="Normal"/>
-    <w:link w:val="CommentTextChar"/>
+    <w:link w:val="TextodecomentrioChar"/>
     <w:uiPriority w:val="99"/>
     <w:unhideWhenUsed/>
     <w:rsid w:val="00A11F0E"/>
   </w:style>
-  <w:style w:type="character" w:customStyle="1" w:styleId="CommentTextChar">
-    <w:name w:val="Comment Text Char"/>
-    <w:basedOn w:val="DefaultParagraphFont"/>
-    <w:link w:val="CommentText"/>
+  <w:style w:type="character" w:customStyle="1" w:styleId="TextodecomentrioChar">
+    <w:name w:val="Texto de comentário Char"/>
+    <w:basedOn w:val="Fontepargpadro"/>
+    <w:link w:val="Textodecomentrio"/>
     <w:uiPriority w:val="99"/>
     <w:rsid w:val="00A11F0E"/>
   </w:style>
-  <w:style w:type="paragraph" w:styleId="CommentSubject">
+  <w:style w:type="paragraph" w:styleId="Assuntodocomentrio">
     <w:name w:val="annotation subject"/>
-    <w:basedOn w:val="CommentText"/>
-    <w:next w:val="CommentText"/>
-    <w:link w:val="CommentSubjectChar"/>
+    <w:basedOn w:val="Textodecomentrio"/>
+    <w:next w:val="Textodecomentrio"/>
+    <w:link w:val="AssuntodocomentrioChar"/>
     <w:uiPriority w:val="99"/>
     <w:semiHidden/>
     <w:unhideWhenUsed/>
@@ -7187,10 +7109,10 @@
       <w:bCs/>
     </w:rPr>
   </w:style>
-  <w:style w:type="character" w:customStyle="1" w:styleId="CommentSubjectChar">
-    <w:name w:val="Comment Subject Char"/>
-    <w:basedOn w:val="CommentTextChar"/>
-    <w:link w:val="CommentSubject"/>
+  <w:style w:type="character" w:customStyle="1" w:styleId="AssuntodocomentrioChar">
+    <w:name w:val="Assunto do comentário Char"/>
+    <w:basedOn w:val="TextodecomentrioChar"/>
+    <w:link w:val="Assuntodocomentrio"/>
     <w:uiPriority w:val="99"/>
     <w:semiHidden/>
     <w:rsid w:val="00A11F0E"/>
@@ -7523,28 +7445,28 @@
 </file>
 
 <file path=customXml/item1.xml><?xml version="1.0" encoding="utf-8"?>
+<b:Sources xmlns:b="http://schemas.openxmlformats.org/officeDocument/2006/bibliography" xmlns="http://schemas.openxmlformats.org/officeDocument/2006/bibliography" SelectedStyle="\APASixthEditionOfficeOnline.xsl" StyleName="APA" Version="6"/>
+</file>
+
+<file path=customXml/item2.xml><?xml version="1.0" encoding="utf-8"?>
 <go:gDocsCustomXmlDataStorage xmlns:go="http://customooxmlschemas.google.com/" xmlns:r="http://schemas.openxmlformats.org/officeDocument/2006/relationships" uri="GoogleDocsCustomDataVersion2">
   <go:docsCustomData xmlns:go="http://customooxmlschemas.google.com/" roundtripDataSignature="AMtx7mhK1lfYz1WB6oAQ7WuF3TEWn63yBw==">CgMxLjAyDmgucGp4amJvaWhsbDJmMg5oLjN0cm02aTduaHI5dzIOaC5ibmtyMG9uandudDQ4AHIhMTRyb2FhTm9tOEJpSkVVQUMwNkV4LXppb05QSUNtTE5j</go:docsCustomData>
 </go:gDocsCustomXmlDataStorage>
 </file>
 
-<file path=customXml/item2.xml><?xml version="1.0" encoding="utf-8"?>
-<b:Sources xmlns:b="http://schemas.openxmlformats.org/officeDocument/2006/bibliography" xmlns="http://schemas.openxmlformats.org/officeDocument/2006/bibliography" SelectedStyle="\APASixthEditionOfficeOnline.xsl" StyleName="APA" Version="6"/>
+<file path=customXml/itemProps1.xml><?xml version="1.0" encoding="utf-8"?>
+<ds:datastoreItem xmlns:ds="http://schemas.openxmlformats.org/officeDocument/2006/customXml" ds:itemID="{96798D1C-B43E-4AB0-AB91-FD5A21D940FB}">
+  <ds:schemaRefs>
+    <ds:schemaRef ds:uri="http://schemas.openxmlformats.org/officeDocument/2006/bibliography"/>
+  </ds:schemaRefs>
+</ds:datastoreItem>
 </file>
 
-<file path=customXml/itemProps1.xml><?xml version="1.0" encoding="utf-8"?>
+<file path=customXml/itemProps2.xml><?xml version="1.0" encoding="utf-8"?>
 <ds:datastoreItem xmlns:ds="http://schemas.openxmlformats.org/officeDocument/2006/customXml" ds:itemID="{11111111-1234-1234-1234-123412341234}">
   <ds:schemaRefs>
     <ds:schemaRef ds:uri="http://customooxmlschemas.google.com/"/>
     <ds:schemaRef ds:uri="http://schemas.openxmlformats.org/officeDocument/2006/relationships"/>
   </ds:schemaRefs>
 </ds:datastoreItem>
-</file>
-
-<file path=customXml/itemProps2.xml><?xml version="1.0" encoding="utf-8"?>
-<ds:datastoreItem xmlns:ds="http://schemas.openxmlformats.org/officeDocument/2006/customXml" ds:itemID="{96798D1C-B43E-4AB0-AB91-FD5A21D940FB}">
-  <ds:schemaRefs>
-    <ds:schemaRef ds:uri="http://schemas.openxmlformats.org/officeDocument/2006/bibliography"/>
-  </ds:schemaRefs>
-</ds:datastoreItem>
 </file>